--- a/sales/templates/proasiste-security-faq.docx
+++ b/sales/templates/proasiste-security-faq.docx
@@ -19,13 +19,13 @@
           <w:bCs/>
           <w:b/>
         </w:rPr>
-        <w:t xml:space="preserve">HOW TO USE THIS TEMPLATE</w:t>
+        <w:t xml:space="preserve">HOW TO USE THIS TEMPLATE.</w:t>
       </w:r>
       <w:r>
         <w:t xml:space="preserve"> </w:t>
       </w:r>
       <w:r>
-        <w:t xml:space="preserve">— 1.</w:t>
+        <w:t xml:space="preserve">1.</w:t>
       </w:r>
       <w:r>
         <w:t xml:space="preserve"> </w:t>
@@ -579,7 +579,7 @@
         <w:pStyle w:val="BlockText"/>
       </w:pPr>
       <w:r>
-        <w:t xml:space="preserve">"SILVER and GOLD tiers leverage Google Workspace for data storage and security. Your data benefits from the same enterprise-grade security that protects millions of Google Workspace users worldwide - the same infrastructure behind Gmail, Google Drive, and Google Docs."</w:t>
+        <w:t xml:space="preserve">"SILVER and GOLD tiers use Google Workspace for data storage and security. Your data sits on the same enterprise-grade infrastructure that protects millions of Google Workspace users worldwide. It's the same infrastructure behind Gmail, Google Drive, and Google Docs."</w:t>
       </w:r>
     </w:p>
     <w:p>
@@ -790,7 +790,7 @@
         <w:pStyle w:val="BlockText"/>
       </w:pPr>
       <w:r>
-        <w:t xml:space="preserve">"PLATINUM and DIAMOND tiers leverage Google Cloud Platform for enhanced security capabilities. This provides additional controls, better scalability, and more sophisticated infrastructure options."</w:t>
+        <w:t xml:space="preserve">"PLATINUM and DIAMOND tiers run on Google Cloud Platform for enhanced security capabilities. This provides additional controls, better scalability, and more sophisticated infrastructure options."</w:t>
       </w:r>
     </w:p>
     <w:p>
@@ -1046,7 +1046,7 @@
         <w:pStyle w:val="BlockText"/>
       </w:pPr>
       <w:r>
-        <w:t xml:space="preserve">"We understand that enterprises and regulated industries have specific compliance requirements. For GDPR, HIPAA, SOC 2, and similar compliance needs, we've partnered with KloudStax. They specialize in enterprise security and compliance - it's their core expertise, not ours. They can provide the documentation, controls, and auditing your compliance team needs."</w:t>
+        <w:t xml:space="preserve">"We understand that enterprises and regulated industries have specific compliance requirements. For GDPR, HIPAA, SOC 2, and similar compliance needs, we've partnered with KloudStax. They specialize in enterprise security and compliance. That's their core expertise, not ours. They can provide the documentation, controls, and auditing your compliance team needs."</w:t>
       </w:r>
     </w:p>
     <w:p>
@@ -1292,7 +1292,7 @@
         <w:pStyle w:val="Compact"/>
       </w:pPr>
       <w:r>
-        <w:t xml:space="preserve">Quick turnaround - no lengthy separate procurement process</w:t>
+        <w:t xml:space="preserve">Quick turnaround, no lengthy separate procurement process</w:t>
       </w:r>
     </w:p>
     <w:bookmarkEnd w:id="27"/>
@@ -1310,7 +1310,7 @@
         <w:pStyle w:val="BlockText"/>
       </w:pPr>
       <w:r>
-        <w:t xml:space="preserve">"We believe in doing what we do best. Our expertise is AI-powered knowledge management - building the best possible twin for your business. Enterprise compliance requires specialized expertise, dedicated resources, and ongoing certification maintenance. Rather than do that poorly ourselves, we've partnered with KloudStax, who does it excellently. This way, you get best-in-class AI AND best-in-class security."</w:t>
+        <w:t xml:space="preserve">"We believe in doing what we do best: building the best possible twin for your business. Enterprise compliance requires specialized expertise, dedicated resources, and ongoing certification maintenance. Rather than do that poorly ourselves, we've partnered with KloudStax, who does it excellently. You get strong AI capabilities and strong security."</w:t>
       </w:r>
     </w:p>
     <w:bookmarkEnd w:id="28"/>
@@ -1328,7 +1328,7 @@
         <w:pStyle w:val="BlockText"/>
       </w:pPr>
       <w:r>
-        <w:t xml:space="preserve">"Absolutely. We've partnered with KloudStax to create a quick-turn proposal process. We can get you an addendum to your ProAsiste contract that meets any additional security or infrastructure needs your company may have. It's streamlined - no lengthy separate procurement process."</w:t>
+        <w:t xml:space="preserve">"Absolutely. We've set up a quick-turn proposal process with KloudStax. We can get you an addendum to your ProAsiste contract that meets any additional security or infrastructure needs your company may have, without a lengthy separate procurement process."</w:t>
       </w:r>
     </w:p>
     <w:p>
@@ -1363,7 +1363,7 @@
         <w:pStyle w:val="BlockText"/>
       </w:pPr>
       <w:r>
-        <w:t xml:space="preserve">"No. Your data is never used to train public AI models. Your ProAsiste learns from YOUR data to serve YOU - that knowledge stays within your twin and is never shared externally."</w:t>
+        <w:t xml:space="preserve">"No. Your data is never used to train public AI models. Your ProAsiste learns from YOUR data to serve YOU. That knowledge stays within your twin and is never shared externally."</w:t>
       </w:r>
     </w:p>
     <w:bookmarkEnd w:id="31"/>
@@ -1529,7 +1529,7 @@
         <w:pStyle w:val="BlockText"/>
       </w:pPr>
       <w:r>
-        <w:t xml:space="preserve">"For granular role-based access control - where different users see different data within the same system - KloudStax can implement Google IAM integration with custom permission structures."</w:t>
+        <w:t xml:space="preserve">"For granular role-based access control (where different users see different data within the same system), KloudStax can implement Google IAM integration with custom permission structures."</w:t>
       </w:r>
     </w:p>
     <w:bookmarkEnd w:id="34"/>
@@ -1700,7 +1700,7 @@
         <w:pStyle w:val="BlockText"/>
       </w:pPr>
       <w:r>
-        <w:t xml:space="preserve">"Great news - our standard platform leverages Google Workspace's security infrastructure, which provides enterprise-grade protection out of the box. This includes encryption, access controls, and Google's world-class security operations."</w:t>
+        <w:t xml:space="preserve">"Our standard platform runs on Google Workspace's security infrastructure, which provides enterprise-grade protection out of the box. This includes encryption, access controls, and Google's world-class security operations."</w:t>
       </w:r>
     </w:p>
     <w:p>
@@ -1720,7 +1720,7 @@
         <w:pStyle w:val="BlockText"/>
       </w:pPr>
       <w:r>
-        <w:t xml:space="preserve">"For your compliance requirements, we work with our partner KloudStax. They specialize in exactly this - GDPR, HIPAA, SOC 2, role-based access. Let me explain how that partnership works..."</w:t>
+        <w:t xml:space="preserve">"For your compliance requirements, we work with our partner KloudStax. They specialize in exactly this: GDPR, HIPAA, SOC 2, role-based access. Let me explain how that partnership works..."</w:t>
       </w:r>
     </w:p>
     <w:bookmarkEnd w:id="38"/>
@@ -1833,7 +1833,7 @@
         <w:pStyle w:val="BlockText"/>
       </w:pPr>
       <w:r>
-        <w:t xml:space="preserve">"You're not trusting us with your data infrastructure - you're trusting Google. We built ProAsiste on Google Workspace specifically because we knew security would be a concern. Your data sits on the same infrastructure that Fortune 500 companies trust with their most sensitive information."</w:t>
+        <w:t xml:space="preserve">"You're not trusting us with your data infrastructure. You're trusting Google. We built ProAsiste on Google Workspace specifically because we knew security would be a concern. Your data sits on the same infrastructure that Fortune 500 companies trust with their most sensitive information."</w:t>
       </w:r>
     </w:p>
     <w:bookmarkEnd w:id="41"/>
@@ -1851,7 +1851,7 @@
         <w:pStyle w:val="BlockText"/>
       </w:pPr>
       <w:r>
-        <w:t xml:space="preserve">"I understand IT teams are cautious - they should be. Here's what usually helps:</w:t>
+        <w:t xml:space="preserve">"I understand IT teams are cautious, and they should be. Here's what usually helps:</w:t>
       </w:r>
     </w:p>
     <w:p>
@@ -1917,7 +1917,7 @@
         <w:pStyle w:val="BlockText"/>
       </w:pPr>
       <w:r>
-        <w:t xml:space="preserve">"True on-premise deployment isn't something we offer directly - our platform is cloud-native. However, KloudStax can discuss private cloud options that may meet your requirements while still allowing you to use ProAsiste. Would it be helpful to explore that with them?"</w:t>
+        <w:t xml:space="preserve">"True on-premise deployment isn't something we offer directly. Our platform is cloud-native. However, KloudStax can discuss private cloud options that may meet your requirements while still allowing you to use ProAsiste. Would it be helpful to explore that with them?"</w:t>
       </w:r>
     </w:p>
     <w:bookmarkEnd w:id="43"/>
@@ -1935,7 +1935,7 @@
         <w:pStyle w:val="BlockText"/>
       </w:pPr>
       <w:r>
-        <w:t xml:space="preserve">"For most customers, the standard Google Workspace security is more than sufficient. KloudStax is really for organizations with specific regulatory requirements - healthcare, finance, government contractors, EU data residency, etc. If you don't have those specific mandates, you likely don't need KloudStax."</w:t>
+        <w:t xml:space="preserve">"For most customers, the standard Google Workspace security is more than sufficient. KloudStax is really for organizations with specific regulatory requirements: healthcare, finance, government contractors, EU data residency, etc. If you don't have those specific mandates, you likely don't need KloudStax."</w:t>
       </w:r>
     </w:p>
     <w:p>

--- a/sales/templates/proasiste-security-faq.docx
+++ b/sales/templates/proasiste-security-faq.docx
@@ -378,7 +378,7 @@
               <w:jc w:val="left"/>
             </w:pPr>
             <w:r>
-              <w:t xml:space="preserve">Solution</w:t>
+              <w:t xml:space="preserve">How ProAsiste Handles It</w:t>
             </w:r>
           </w:p>
         </w:tc>
@@ -390,7 +390,7 @@
               <w:jc w:val="left"/>
             </w:pPr>
             <w:r>
-              <w:t xml:space="preserve">Provider</w:t>
+              <w:t xml:space="preserve">Status</w:t>
             </w:r>
           </w:p>
         </w:tc>
@@ -416,7 +416,7 @@
               <w:jc w:val="left"/>
             </w:pPr>
             <w:r>
-              <w:t xml:space="preserve">KloudStax partnership</w:t>
+              <w:t xml:space="preserve">Encryption, no model training, export/deletion on request; EU data residency on request</w:t>
             </w:r>
           </w:p>
         </w:tc>
@@ -428,7 +428,7 @@
               <w:jc w:val="left"/>
             </w:pPr>
             <w:r>
-              <w:t xml:space="preserve">KloudStax (separate contract)</w:t>
+              <w:t xml:space="preserve">In progress (in-house)</w:t>
             </w:r>
           </w:p>
         </w:tc>
@@ -454,7 +454,7 @@
               <w:jc w:val="left"/>
             </w:pPr>
             <w:r>
-              <w:t xml:space="preserve">KloudStax partnership</w:t>
+              <w:t xml:space="preserve">Control framework, audit controls, BAA path</w:t>
             </w:r>
           </w:p>
         </w:tc>
@@ -466,7 +466,7 @@
               <w:jc w:val="left"/>
             </w:pPr>
             <w:r>
-              <w:t xml:space="preserve">KloudStax (separate contract)</w:t>
+              <w:t xml:space="preserve">In progress (in-house)</w:t>
             </w:r>
           </w:p>
         </w:tc>
@@ -492,7 +492,7 @@
               <w:jc w:val="left"/>
             </w:pPr>
             <w:r>
-              <w:t xml:space="preserve">KloudStax partnership</w:t>
+              <w:t xml:space="preserve">Control framework and audit evidence</w:t>
             </w:r>
           </w:p>
         </w:tc>
@@ -504,7 +504,7 @@
               <w:jc w:val="left"/>
             </w:pPr>
             <w:r>
-              <w:t xml:space="preserve">KloudStax (separate contract)</w:t>
+              <w:t xml:space="preserve">In progress (in-house)</w:t>
             </w:r>
           </w:p>
         </w:tc>
@@ -530,7 +530,7 @@
               <w:jc w:val="left"/>
             </w:pPr>
             <w:r>
-              <w:t xml:space="preserve">KloudStax partnership</w:t>
+              <w:t xml:space="preserve">Twin-level access today; granular IAM scoping</w:t>
             </w:r>
           </w:p>
         </w:tc>
@@ -542,7 +542,7 @@
               <w:jc w:val="left"/>
             </w:pPr>
             <w:r>
-              <w:t xml:space="preserve">KloudStax (separate contract)</w:t>
+              <w:t xml:space="preserve">In progress (in-house)</w:t>
             </w:r>
           </w:p>
         </w:tc>
@@ -1023,13 +1023,13 @@
     </w:p>
     <w:bookmarkEnd w:id="25"/>
     <w:bookmarkEnd w:id="26"/>
-    <w:bookmarkStart w:id="30" w:name="X2b9271a030664ec4b565912e14a2eae78babddc"/>
+    <w:bookmarkStart w:id="30" w:name="enterprise--formal-compliance"/>
     <w:p>
       <w:pPr>
         <w:pStyle w:val="Heading2"/>
       </w:pPr>
       <w:r>
-        <w:t xml:space="preserve">Enterprise Security (KloudStax Partnership)</w:t>
+        <w:t xml:space="preserve">Enterprise &amp; Formal Compliance</w:t>
       </w:r>
     </w:p>
     <w:bookmarkStart w:id="27" w:name="we-need-gdprhipaasoc-2-compliance"/>
@@ -1046,7 +1046,7 @@
         <w:pStyle w:val="BlockText"/>
       </w:pPr>
       <w:r>
-        <w:t xml:space="preserve">"We understand that enterprises and regulated industries have specific compliance requirements. For GDPR, HIPAA, SOC 2, and similar compliance needs, we've partnered with KloudStax. They specialize in enterprise security and compliance. That's their core expertise, not ours. They can provide the documentation, controls, and auditing your compliance team needs."</w:t>
+        <w:t xml:space="preserve">"We understand that enterprises and regulated industries have specific compliance requirements. ProAsiste's platform gives you the technical controls today: encryption, data isolation, no model training, export and deletion. The formal documentation, signed agreements, and audits are being built in-house and are currently in progress. Tell us your specific requirement and we'll share where it stands and the timeline."</w:t>
       </w:r>
     </w:p>
     <w:p>
@@ -1058,7 +1058,7 @@
           <w:bCs/>
           <w:b/>
         </w:rPr>
-        <w:t xml:space="preserve">What KloudStax Provides:</w:t>
+        <w:t xml:space="preserve">Formal compliance, in progress (in-house):</w:t>
       </w:r>
     </w:p>
     <w:p>
@@ -1175,128 +1175,26 @@
         <w:t xml:space="preserve">: Isolated infrastructure for regulated data</w:t>
       </w:r>
     </w:p>
+    <w:bookmarkEnd w:id="27"/>
+    <w:bookmarkStart w:id="28" w:name="when-will-formal-compliance-be-ready"/>
     <w:p>
       <w:pPr>
-        <w:pStyle w:val="FirstParagraph"/>
+        <w:pStyle w:val="Heading3"/>
       </w:pPr>
       <w:r>
-        <w:rPr>
-          <w:bCs/>
-          <w:b/>
-        </w:rPr>
-        <w:t xml:space="preserve">How It Works:</w:t>
+        <w:t xml:space="preserve">"When will formal compliance be ready?"</w:t>
       </w:r>
     </w:p>
     <w:p>
       <w:pPr>
-        <w:numPr>
-          <w:ilvl w:val="0"/>
-          <w:numId w:val="1006"/>
-        </w:numPr>
-        <w:pStyle w:val="Compact"/>
+        <w:pStyle w:val="BlockText"/>
       </w:pPr>
       <w:r>
-        <w:t xml:space="preserve">Tell us your security/compliance requirements</w:t>
+        <w:t xml:space="preserve">"It's actively in progress. The technical controls behind these frameworks (encryption, data isolation, no model training, export and deletion) are in place today. The formal certifications, signed agreements, and audit documentation are being finalized in-house. Tell us which framework you need and we'll give you the current status and the expected timeline for your organization."</w:t>
       </w:r>
     </w:p>
-    <w:p>
-      <w:pPr>
-        <w:numPr>
-          <w:ilvl w:val="0"/>
-          <w:numId w:val="1006"/>
-        </w:numPr>
-        <w:pStyle w:val="Compact"/>
-      </w:pPr>
-      <w:r>
-        <w:t xml:space="preserve">We work with KloudStax to create a quick-turn proposal</w:t>
-      </w:r>
-    </w:p>
-    <w:p>
-      <w:pPr>
-        <w:numPr>
-          <w:ilvl w:val="0"/>
-          <w:numId w:val="1006"/>
-        </w:numPr>
-        <w:pStyle w:val="Compact"/>
-      </w:pPr>
-      <w:r>
-        <w:t xml:space="preserve">You receive an addendum to your ProAsiste contract covering the additional services</w:t>
-      </w:r>
-    </w:p>
-    <w:p>
-      <w:pPr>
-        <w:numPr>
-          <w:ilvl w:val="0"/>
-          <w:numId w:val="1006"/>
-        </w:numPr>
-        <w:pStyle w:val="Compact"/>
-      </w:pPr>
-      <w:r>
-        <w:t xml:space="preserve">KloudStax provisions and manages your compliant environment</w:t>
-      </w:r>
-    </w:p>
-    <w:p>
-      <w:pPr>
-        <w:numPr>
-          <w:ilvl w:val="0"/>
-          <w:numId w:val="1006"/>
-        </w:numPr>
-        <w:pStyle w:val="Compact"/>
-      </w:pPr>
-      <w:r>
-        <w:t xml:space="preserve">ProAsiste runs on that KloudStax-managed infrastructure</w:t>
-      </w:r>
-    </w:p>
-    <w:p>
-      <w:pPr>
-        <w:pStyle w:val="FirstParagraph"/>
-      </w:pPr>
-      <w:r>
-        <w:rPr>
-          <w:bCs/>
-          <w:b/>
-        </w:rPr>
-        <w:t xml:space="preserve">Pricing:</w:t>
-      </w:r>
-    </w:p>
-    <w:p>
-      <w:pPr>
-        <w:numPr>
-          <w:ilvl w:val="0"/>
-          <w:numId w:val="1007"/>
-        </w:numPr>
-        <w:pStyle w:val="Compact"/>
-      </w:pPr>
-      <w:r>
-        <w:t xml:space="preserve">KloudStax services are added as a contract addendum</w:t>
-      </w:r>
-    </w:p>
-    <w:p>
-      <w:pPr>
-        <w:numPr>
-          <w:ilvl w:val="0"/>
-          <w:numId w:val="1007"/>
-        </w:numPr>
-        <w:pStyle w:val="Compact"/>
-      </w:pPr>
-      <w:r>
-        <w:t xml:space="preserve">Pricing based on your specific requirements</w:t>
-      </w:r>
-    </w:p>
-    <w:p>
-      <w:pPr>
-        <w:numPr>
-          <w:ilvl w:val="0"/>
-          <w:numId w:val="1007"/>
-        </w:numPr>
-        <w:pStyle w:val="Compact"/>
-      </w:pPr>
-      <w:r>
-        <w:t xml:space="preserve">Quick turnaround, no lengthy separate procurement process</w:t>
-      </w:r>
-    </w:p>
-    <w:bookmarkEnd w:id="27"/>
-    <w:bookmarkStart w:id="28" w:name="why-dont-you-handle-compliance-directly"/>
+    <w:bookmarkEnd w:id="28"/>
+    <w:bookmarkStart w:id="29" w:name="why-dont-you-handle-compliance-directly"/>
     <w:p>
       <w:pPr>
         <w:pStyle w:val="Heading3"/>
@@ -1310,25 +1208,7 @@
         <w:pStyle w:val="BlockText"/>
       </w:pPr>
       <w:r>
-        <w:t xml:space="preserve">"We believe in doing what we do best: building the best possible twin for your business. Enterprise compliance requires specialized expertise, dedicated resources, and ongoing certification maintenance. Rather than do that poorly ourselves, we've partnered with KloudStax, who does it excellently. You get strong AI capabilities and strong security."</w:t>
-      </w:r>
-    </w:p>
-    <w:bookmarkEnd w:id="28"/>
-    <w:bookmarkStart w:id="29" w:name="can-we-talk-to-kloudstax"/>
-    <w:p>
-      <w:pPr>
-        <w:pStyle w:val="Heading3"/>
-      </w:pPr>
-      <w:r>
-        <w:t xml:space="preserve">"Can we talk to KloudStax?"</w:t>
-      </w:r>
-    </w:p>
-    <w:p>
-      <w:pPr>
-        <w:pStyle w:val="BlockText"/>
-      </w:pPr>
-      <w:r>
-        <w:t xml:space="preserve">"Absolutely. We've set up a quick-turn proposal process with KloudStax. We can get you an addendum to your ProAsiste contract that meets any additional security or infrastructure needs your company may have, without a lengthy separate procurement process."</w:t>
+        <w:t xml:space="preserve">"We do, in-house. We focus on building the best possible twin for your business, and formal compliance is part of that work, not something we hand off. The technical controls are in place today; the specialized expertise, dedicated resources, and ongoing certification maintenance behind the formal documentation are being built in-house and are in progress. You get strong AI capabilities and a defined path to audit-ready security."</w:t>
       </w:r>
     </w:p>
     <w:p>
@@ -1388,7 +1268,7 @@
       <w:pPr>
         <w:numPr>
           <w:ilvl w:val="0"/>
-          <w:numId w:val="1008"/>
+          <w:numId w:val="1006"/>
         </w:numPr>
         <w:pStyle w:val="Compact"/>
       </w:pPr>
@@ -1400,7 +1280,7 @@
       <w:pPr>
         <w:numPr>
           <w:ilvl w:val="0"/>
-          <w:numId w:val="1008"/>
+          <w:numId w:val="1006"/>
         </w:numPr>
         <w:pStyle w:val="Compact"/>
       </w:pPr>
@@ -1412,7 +1292,7 @@
       <w:pPr>
         <w:numPr>
           <w:ilvl w:val="0"/>
-          <w:numId w:val="1008"/>
+          <w:numId w:val="1006"/>
         </w:numPr>
         <w:pStyle w:val="Compact"/>
       </w:pPr>
@@ -1424,12 +1304,12 @@
       <w:pPr>
         <w:numPr>
           <w:ilvl w:val="0"/>
-          <w:numId w:val="1008"/>
+          <w:numId w:val="1006"/>
         </w:numPr>
         <w:pStyle w:val="Compact"/>
       </w:pPr>
       <w:r>
-        <w:t xml:space="preserve">For maximum security needs, KloudStax can configure dedicated/private AI endpoints"</w:t>
+        <w:t xml:space="preserve">For maximum security needs, we can configure dedicated/private AI endpoints"</w:t>
       </w:r>
     </w:p>
     <w:bookmarkEnd w:id="32"/>
@@ -1444,42 +1324,10 @@
     </w:p>
     <w:p>
       <w:pPr>
-        <w:pStyle w:val="FirstParagraph"/>
+        <w:pStyle w:val="BlockText"/>
       </w:pPr>
       <w:r>
-        <w:rPr>
-          <w:bCs/>
-          <w:b/>
-        </w:rPr>
-        <w:t xml:space="preserve">Standard (Google Workspace):</w:t>
-      </w:r>
-    </w:p>
-    <w:p>
-      <w:pPr>
-        <w:pStyle w:val="BlockText"/>
-      </w:pPr>
-      <w:r>
-        <w:t xml:space="preserve">"Google has industry-leading breach detection and response. In the unlikely event of a breach affecting your data, you would be notified according to Google's policies and any applicable laws."</w:t>
-      </w:r>
-    </w:p>
-    <w:p>
-      <w:pPr>
-        <w:pStyle w:val="FirstParagraph"/>
-      </w:pPr>
-      <w:r>
-        <w:rPr>
-          <w:bCs/>
-          <w:b/>
-        </w:rPr>
-        <w:t xml:space="preserve">Enterprise (KloudStax):</w:t>
-      </w:r>
-    </w:p>
-    <w:p>
-      <w:pPr>
-        <w:pStyle w:val="BlockText"/>
-      </w:pPr>
-      <w:r>
-        <w:t xml:space="preserve">"KloudStax provides formal incident response procedures, breach notification SLAs, and compliance with specific regulatory requirements for breach reporting (GDPR 72-hour notification, HIPAA breach rules, etc.)"</w:t>
+        <w:t xml:space="preserve">"Google has industry-leading breach detection and response. In the unlikely event of a breach affecting your data, you would be notified according to Google's policies and any applicable laws. Formal incident-response procedures, breach-notification SLAs, and compliance with specific regulatory breach-reporting requirements (GDPR's 72-hour notification, HIPAA breach rules, etc.) are part of the in-house compliance program currently in progress."</w:t>
       </w:r>
     </w:p>
     <w:bookmarkEnd w:id="33"/>
@@ -1494,42 +1342,10 @@
     </w:p>
     <w:p>
       <w:pPr>
-        <w:pStyle w:val="FirstParagraph"/>
+        <w:pStyle w:val="BlockText"/>
       </w:pPr>
       <w:r>
-        <w:rPr>
-          <w:bCs/>
-          <w:b/>
-        </w:rPr>
-        <w:t xml:space="preserve">Standard:</w:t>
-      </w:r>
-    </w:p>
-    <w:p>
-      <w:pPr>
-        <w:pStyle w:val="BlockText"/>
-      </w:pPr>
-      <w:r>
-        <w:t xml:space="preserve">"Our standard offering provides twin-level access control. Either someone has access to the twin or they don't. For Org-twins, we support mentor oversight of user workspaces."</w:t>
-      </w:r>
-    </w:p>
-    <w:p>
-      <w:pPr>
-        <w:pStyle w:val="FirstParagraph"/>
-      </w:pPr>
-      <w:r>
-        <w:rPr>
-          <w:bCs/>
-          <w:b/>
-        </w:rPr>
-        <w:t xml:space="preserve">Enterprise (KloudStax):</w:t>
-      </w:r>
-    </w:p>
-    <w:p>
-      <w:pPr>
-        <w:pStyle w:val="BlockText"/>
-      </w:pPr>
-      <w:r>
-        <w:t xml:space="preserve">"For granular role-based access control (where different users see different data within the same system), KloudStax can implement Google IAM integration with custom permission structures."</w:t>
+        <w:t xml:space="preserve">"Our standard offering provides twin-level access control. Either someone has access to the twin or they don't. For Org-twins, we support mentor oversight of user workspaces. Granular role-based access control (where different users see different data within the same system, via Google IAM integration with custom permission structures) is part of the in-house roadmap and is in progress."</w:t>
       </w:r>
     </w:p>
     <w:bookmarkEnd w:id="34"/>
@@ -1544,42 +1360,10 @@
     </w:p>
     <w:p>
       <w:pPr>
-        <w:pStyle w:val="FirstParagraph"/>
+        <w:pStyle w:val="BlockText"/>
       </w:pPr>
       <w:r>
-        <w:rPr>
-          <w:bCs/>
-          <w:b/>
-        </w:rPr>
-        <w:t xml:space="preserve">Standard:</w:t>
-      </w:r>
-    </w:p>
-    <w:p>
-      <w:pPr>
-        <w:pStyle w:val="BlockText"/>
-      </w:pPr>
-      <w:r>
-        <w:t xml:space="preserve">"We inherit Google Workspace's certifications, which include SOC 1/2/3, ISO 27001, and more. See Google's compliance page for the full list."</w:t>
-      </w:r>
-    </w:p>
-    <w:p>
-      <w:pPr>
-        <w:pStyle w:val="FirstParagraph"/>
-      </w:pPr>
-      <w:r>
-        <w:rPr>
-          <w:bCs/>
-          <w:b/>
-        </w:rPr>
-        <w:t xml:space="preserve">Enterprise:</w:t>
-      </w:r>
-    </w:p>
-    <w:p>
-      <w:pPr>
-        <w:pStyle w:val="BlockText"/>
-      </w:pPr>
-      <w:r>
-        <w:t xml:space="preserve">"KloudStax maintains their own SOC 2 Type II certification and can provide compliance documentation for GDPR, HIPAA, and other frameworks as needed for your audits."</w:t>
+        <w:t xml:space="preserve">"We inherit Google Workspace's certifications, which include SOC 1/2/3, ISO 27001, and more. See Google's compliance page for the full list. Our own formal certifications (SOC 2 Type II) and compliance documentation for GDPR, HIPAA, and other frameworks are being built in-house and are in progress; we can share current status for your audit."</w:t>
       </w:r>
     </w:p>
     <w:p>
@@ -1629,7 +1413,7 @@
       <w:pPr>
         <w:numPr>
           <w:ilvl w:val="0"/>
-          <w:numId w:val="1009"/>
+          <w:numId w:val="1007"/>
         </w:numPr>
         <w:pStyle w:val="Compact"/>
       </w:pPr>
@@ -1641,36 +1425,36 @@
       <w:pPr>
         <w:numPr>
           <w:ilvl w:val="0"/>
-          <w:numId w:val="1009"/>
+          <w:numId w:val="1007"/>
         </w:numPr>
         <w:pStyle w:val="Compact"/>
       </w:pPr>
       <w:r>
-        <w:t xml:space="preserve">Specific compliance mentions (GDPR, HIPAA, SOC 2) → KloudStax</w:t>
+        <w:t xml:space="preserve">Specific compliance mentions (GDPR, HIPAA, SOC 2) → Standard controls today + formal docs in progress (in-house)</w:t>
       </w:r>
     </w:p>
     <w:p>
       <w:pPr>
         <w:numPr>
           <w:ilvl w:val="0"/>
-          <w:numId w:val="1009"/>
+          <w:numId w:val="1007"/>
         </w:numPr>
         <w:pStyle w:val="Compact"/>
       </w:pPr>
       <w:r>
-        <w:t xml:space="preserve">Role-based access needs → KloudStax</w:t>
+        <w:t xml:space="preserve">Role-based access needs → In-house roadmap, in progress</w:t>
       </w:r>
     </w:p>
     <w:p>
       <w:pPr>
         <w:numPr>
           <w:ilvl w:val="0"/>
-          <w:numId w:val="1009"/>
+          <w:numId w:val="1007"/>
         </w:numPr>
         <w:pStyle w:val="Compact"/>
       </w:pPr>
       <w:r>
-        <w:t xml:space="preserve">Audit/documentation requirements → KloudStax</w:t>
+        <w:t xml:space="preserve">Audit/documentation requirements → In-house roadmap, in progress; share current status and timeline</w:t>
       </w:r>
     </w:p>
     <w:bookmarkEnd w:id="37"/>
@@ -1720,17 +1504,17 @@
         <w:pStyle w:val="BlockText"/>
       </w:pPr>
       <w:r>
-        <w:t xml:space="preserve">"For your compliance requirements, we work with our partner KloudStax. They specialize in exactly this: GDPR, HIPAA, SOC 2, role-based access. Let me explain how that partnership works..."</w:t>
+        <w:t xml:space="preserve">"For GDPR, HIPAA, SOC 2, or role-based access requirements that need signed agreements and audit evidence, those formal frameworks are being built in-house and are in progress. Tell me the specific requirement and I'll get you the current status and timeline..."</w:t>
       </w:r>
     </w:p>
     <w:bookmarkEnd w:id="38"/>
-    <w:bookmarkStart w:id="39" w:name="step-3-handle-the-handoff-if-needed"/>
+    <w:bookmarkStart w:id="39" w:name="Xddd4c2cc8b5e3c7377bf18d3f3d0911891ac6bf"/>
     <w:p>
       <w:pPr>
         <w:pStyle w:val="Heading3"/>
       </w:pPr>
       <w:r>
-        <w:t xml:space="preserve">Step 3: Handle the Handoff (if needed)</w:t>
+        <w:t xml:space="preserve">Step 3: Handle Formal Requirements (if needed)</w:t>
       </w:r>
     </w:p>
     <w:p>
@@ -1738,14 +1522,14 @@
         <w:pStyle w:val="FirstParagraph"/>
       </w:pPr>
       <w:r>
-        <w:t xml:space="preserve">If KloudStax is needed:</w:t>
+        <w:t xml:space="preserve">If a formal framework is required:</w:t>
       </w:r>
     </w:p>
     <w:p>
       <w:pPr>
         <w:numPr>
           <w:ilvl w:val="0"/>
-          <w:numId w:val="1010"/>
+          <w:numId w:val="1008"/>
         </w:numPr>
         <w:pStyle w:val="Compact"/>
       </w:pPr>
@@ -1757,48 +1541,48 @@
       <w:pPr>
         <w:numPr>
           <w:ilvl w:val="0"/>
-          <w:numId w:val="1010"/>
+          <w:numId w:val="1008"/>
         </w:numPr>
         <w:pStyle w:val="Compact"/>
       </w:pPr>
       <w:r>
-        <w:t xml:space="preserve">Explain the partnership model</w:t>
+        <w:t xml:space="preserve">Be clear about what's available today (technical controls) vs in progress (formal docs/certifications)</w:t>
       </w:r>
     </w:p>
     <w:p>
       <w:pPr>
         <w:numPr>
           <w:ilvl w:val="0"/>
-          <w:numId w:val="1010"/>
+          <w:numId w:val="1008"/>
         </w:numPr>
         <w:pStyle w:val="Compact"/>
       </w:pPr>
       <w:r>
-        <w:t xml:space="preserve">Offer to make an introduction</w:t>
+        <w:t xml:space="preserve">Capture the specific framework and deadline they need</w:t>
       </w:r>
     </w:p>
     <w:p>
       <w:pPr>
         <w:numPr>
           <w:ilvl w:val="0"/>
-          <w:numId w:val="1010"/>
+          <w:numId w:val="1008"/>
         </w:numPr>
         <w:pStyle w:val="Compact"/>
       </w:pPr>
       <w:r>
-        <w:t xml:space="preserve">Clarify that KloudStax pricing is separate</w:t>
+        <w:t xml:space="preserve">Get them a current status and expected timeline from the team</w:t>
       </w:r>
     </w:p>
     <w:p>
       <w:pPr>
         <w:numPr>
           <w:ilvl w:val="0"/>
-          <w:numId w:val="1010"/>
+          <w:numId w:val="1008"/>
         </w:numPr>
         <w:pStyle w:val="Compact"/>
       </w:pPr>
       <w:r>
-        <w:t xml:space="preserve">Emphasize this gives them best-in-class for both AI and security</w:t>
+        <w:t xml:space="preserve">Emphasize this gives them best-in-class AI now, with audit-ready security on a defined path</w:t>
       </w:r>
     </w:p>
     <w:p>
@@ -1858,7 +1642,7 @@
       <w:pPr>
         <w:numPr>
           <w:ilvl w:val="0"/>
-          <w:numId w:val="1011"/>
+          <w:numId w:val="1009"/>
         </w:numPr>
         <w:pStyle w:val="Compact"/>
       </w:pPr>
@@ -1870,19 +1654,19 @@
       <w:pPr>
         <w:numPr>
           <w:ilvl w:val="0"/>
-          <w:numId w:val="1011"/>
+          <w:numId w:val="1009"/>
         </w:numPr>
         <w:pStyle w:val="Compact"/>
       </w:pPr>
       <w:r>
-        <w:t xml:space="preserve">For specific compliance needs, KloudStax can provide formal documentation</w:t>
+        <w:t xml:space="preserve">For specific compliance needs, we can share where our formal documentation stands and the timeline</w:t>
       </w:r>
     </w:p>
     <w:p>
       <w:pPr>
         <w:numPr>
           <w:ilvl w:val="0"/>
-          <w:numId w:val="1011"/>
+          <w:numId w:val="1009"/>
         </w:numPr>
         <w:pStyle w:val="Compact"/>
       </w:pPr>
@@ -1894,7 +1678,7 @@
       <w:pPr>
         <w:numPr>
           <w:ilvl w:val="0"/>
-          <w:numId w:val="1011"/>
+          <w:numId w:val="1009"/>
         </w:numPr>
         <w:pStyle w:val="Compact"/>
       </w:pPr>
@@ -1917,17 +1701,17 @@
         <w:pStyle w:val="BlockText"/>
       </w:pPr>
       <w:r>
-        <w:t xml:space="preserve">"True on-premise deployment isn't something we offer directly. Our platform is cloud-native. However, KloudStax can discuss private cloud options that may meet your requirements while still allowing you to use ProAsiste. Would it be helpful to explore that with them?"</w:t>
+        <w:t xml:space="preserve">"True on-premise deployment isn't something we offer directly. Our platform is cloud-native. However, regional data residency and private-cloud options can be configured to meet many such requirements while you still use ProAsiste. Would it be helpful to explore that?"</w:t>
       </w:r>
     </w:p>
     <w:bookmarkEnd w:id="43"/>
-    <w:bookmarkStart w:id="44" w:name="kloudstax-adds-too-much-costcomplexity"/>
+    <w:bookmarkStart w:id="44" w:name="X0f8f4a1b861227f084e92622e368c4c1de30b0b"/>
     <w:p>
       <w:pPr>
         <w:pStyle w:val="Heading3"/>
       </w:pPr>
       <w:r>
-        <w:t xml:space="preserve">"KloudStax adds too much cost/complexity."</w:t>
+        <w:t xml:space="preserve">"We need formal compliance now, not 'in progress.'"</w:t>
       </w:r>
     </w:p>
     <w:p>
@@ -1935,7 +1719,7 @@
         <w:pStyle w:val="BlockText"/>
       </w:pPr>
       <w:r>
-        <w:t xml:space="preserve">"For most customers, the standard Google Workspace security is more than sufficient. KloudStax is really for organizations with specific regulatory requirements: healthcare, finance, government contractors, EU data residency, etc. If you don't have those specific mandates, you likely don't need KloudStax."</w:t>
+        <w:t xml:space="preserve">"Fair, and we won't pretend otherwise. The technical controls (encryption, data isolation, no model training, export and deletion) are in place today. The formal certifications and signed agreements are being finalized in-house. If you have a hard deadline, tell us the framework and the date, and we'll give you an honest status and timeline so you can decide. For most customers, the standard Google Workspace security is already more than sufficient; formal frameworks are really for organizations with specific regulatory mandates: healthcare, finance, government contractors, EU data residency, etc."</w:t>
       </w:r>
     </w:p>
     <w:p>
@@ -1964,9 +1748,8 @@
         <w:jc w:val="start"/>
       </w:tblPr>
       <w:tblGrid>
-        <w:gridCol w:w="2640"/>
-        <w:gridCol w:w="2640"/>
-        <w:gridCol w:w="2640"/>
+        <w:gridCol w:w="3960"/>
+        <w:gridCol w:w="3960"/>
       </w:tblGrid>
       <w:tr>
         <w:trPr>
@@ -1992,19 +1775,7 @@
               <w:jc w:val="left"/>
             </w:pPr>
             <w:r>
-              <w:t xml:space="preserve">Standard Answer</w:t>
-            </w:r>
-          </w:p>
-        </w:tc>
-        <w:tc>
-          <w:tcPr/>
-          <w:p>
-            <w:pPr>
-              <w:pStyle w:val="Compact"/>
-              <w:jc w:val="left"/>
-            </w:pPr>
-            <w:r>
-              <w:t xml:space="preserve">Enterprise Answer</w:t>
+              <w:t xml:space="preserve">Answer</w:t>
             </w:r>
           </w:p>
         </w:tc>
@@ -2030,19 +1801,7 @@
               <w:jc w:val="left"/>
             </w:pPr>
             <w:r>
-              <w:t xml:space="preserve">Google Workspace infrastructure</w:t>
-            </w:r>
-          </w:p>
-        </w:tc>
-        <w:tc>
-          <w:tcPr/>
-          <w:p>
-            <w:pPr>
-              <w:pStyle w:val="Compact"/>
-              <w:jc w:val="left"/>
-            </w:pPr>
-            <w:r>
-              <w:t xml:space="preserve">KloudStax-managed environment</w:t>
+              <w:t xml:space="preserve">Google Workspace, or Google Cloud for larger deployments</w:t>
             </w:r>
           </w:p>
         </w:tc>
@@ -2068,19 +1827,7 @@
               <w:jc w:val="left"/>
             </w:pPr>
             <w:r>
-              <w:t xml:space="preserve">Yes (TLS + AES-256)</w:t>
-            </w:r>
-          </w:p>
-        </w:tc>
-        <w:tc>
-          <w:tcPr/>
-          <w:p>
-            <w:pPr>
-              <w:pStyle w:val="Compact"/>
-              <w:jc w:val="left"/>
-            </w:pPr>
-            <w:r>
-              <w:t xml:space="preserve">Yes + additional controls</w:t>
+              <w:t xml:space="preserve">Yes (TLS 1.3 in transit + AES-256 at rest)</w:t>
             </w:r>
           </w:p>
         </w:tc>
@@ -2106,19 +1853,7 @@
               <w:jc w:val="left"/>
             </w:pPr>
             <w:r>
-              <w:t xml:space="preserve">Partial (Google's compliance)</w:t>
-            </w:r>
-          </w:p>
-        </w:tc>
-        <w:tc>
-          <w:tcPr/>
-          <w:p>
-            <w:pPr>
-              <w:pStyle w:val="Compact"/>
-              <w:jc w:val="left"/>
-            </w:pPr>
-            <w:r>
-              <w:t xml:space="preserve">Full (KloudStax)</w:t>
+              <w:t xml:space="preserve">Aligned controls today; DPAs and EU residency in progress (in-house)</w:t>
             </w:r>
           </w:p>
         </w:tc>
@@ -2144,19 +1879,7 @@
               <w:jc w:val="left"/>
             </w:pPr>
             <w:r>
-              <w:t xml:space="preserve">No</w:t>
-            </w:r>
-          </w:p>
-        </w:tc>
-        <w:tc>
-          <w:tcPr/>
-          <w:p>
-            <w:pPr>
-              <w:pStyle w:val="Compact"/>
-              <w:jc w:val="left"/>
-            </w:pPr>
-            <w:r>
-              <w:t xml:space="preserve">Yes (KloudStax)</w:t>
+              <w:t xml:space="preserve">Technical controls today; BAA and audit docs in progress (in-house)</w:t>
             </w:r>
           </w:p>
         </w:tc>
@@ -2182,19 +1905,7 @@
               <w:jc w:val="left"/>
             </w:pPr>
             <w:r>
-              <w:t xml:space="preserve">Inherited from Google</w:t>
-            </w:r>
-          </w:p>
-        </w:tc>
-        <w:tc>
-          <w:tcPr/>
-          <w:p>
-            <w:pPr>
-              <w:pStyle w:val="Compact"/>
-              <w:jc w:val="left"/>
-            </w:pPr>
-            <w:r>
-              <w:t xml:space="preserve">KloudStax certified</w:t>
+              <w:t xml:space="preserve">Inherited from Google today; own SOC 2 Type II in progress (in-house)</w:t>
             </w:r>
           </w:p>
         </w:tc>
@@ -2220,19 +1931,7 @@
               <w:jc w:val="left"/>
             </w:pPr>
             <w:r>
-              <w:t xml:space="preserve">Twin-level only</w:t>
-            </w:r>
-          </w:p>
-        </w:tc>
-        <w:tc>
-          <w:tcPr/>
-          <w:p>
-            <w:pPr>
-              <w:pStyle w:val="Compact"/>
-              <w:jc w:val="left"/>
-            </w:pPr>
-            <w:r>
-              <w:t xml:space="preserve">Full IAM (KloudStax)</w:t>
+              <w:t xml:space="preserve">Twin-level today; full IAM in progress (in-house)</w:t>
             </w:r>
           </w:p>
         </w:tc>
@@ -2258,19 +1957,7 @@
               <w:jc w:val="left"/>
             </w:pPr>
             <w:r>
-              <w:t xml:space="preserve">Basic</w:t>
-            </w:r>
-          </w:p>
-        </w:tc>
-        <w:tc>
-          <w:tcPr/>
-          <w:p>
-            <w:pPr>
-              <w:pStyle w:val="Compact"/>
-              <w:jc w:val="left"/>
-            </w:pPr>
-            <w:r>
-              <w:t xml:space="preserve">Comprehensive (KloudStax)</w:t>
+              <w:t xml:space="preserve">Basic today; comprehensive logging in progress (in-house)</w:t>
             </w:r>
           </w:p>
         </w:tc>
@@ -2296,126 +1983,13 @@
               <w:jc w:val="left"/>
             </w:pPr>
             <w:r>
-              <w:t xml:space="preserve">Included</w:t>
-            </w:r>
-          </w:p>
-        </w:tc>
-        <w:tc>
-          <w:tcPr/>
-          <w:p>
-            <w:pPr>
-              <w:pStyle w:val="Compact"/>
-              <w:jc w:val="left"/>
-            </w:pPr>
-            <w:r>
-              <w:t xml:space="preserve">Separate KloudStax contract</w:t>
+              <w:t xml:space="preserve">Standard security included</w:t>
             </w:r>
           </w:p>
         </w:tc>
       </w:tr>
     </w:tbl>
-    <w:p>
-      <w:r>
-        <w:pict>
-          <v:rect style="width:0;height:1.5pt" o:hralign="center" o:hrstd="t" o:hr="t"/>
-        </w:pict>
-      </w:r>
-    </w:p>
     <w:bookmarkEnd w:id="46"/>
-    <w:bookmarkStart w:id="47" w:name="kloudstax-contact"/>
-    <w:p>
-      <w:pPr>
-        <w:pStyle w:val="Heading2"/>
-      </w:pPr>
-      <w:r>
-        <w:t xml:space="preserve">KloudStax Contact</w:t>
-      </w:r>
-    </w:p>
-    <w:p>
-      <w:pPr>
-        <w:pStyle w:val="FirstParagraph"/>
-      </w:pPr>
-      <w:r>
-        <w:t xml:space="preserve">For enterprise security inquiries:</w:t>
-      </w:r>
-    </w:p>
-    <w:p>
-      <w:pPr>
-        <w:numPr>
-          <w:ilvl w:val="0"/>
-          <w:numId w:val="1012"/>
-        </w:numPr>
-        <w:pStyle w:val="Compact"/>
-      </w:pPr>
-      <w:r>
-        <w:rPr>
-          <w:bCs/>
-          <w:b/>
-        </w:rPr>
-        <w:t xml:space="preserve">Partner</w:t>
-      </w:r>
-      <w:r>
-        <w:t xml:space="preserve">: KloudStax</w:t>
-      </w:r>
-    </w:p>
-    <w:p>
-      <w:pPr>
-        <w:numPr>
-          <w:ilvl w:val="0"/>
-          <w:numId w:val="1012"/>
-        </w:numPr>
-        <w:pStyle w:val="Compact"/>
-      </w:pPr>
-      <w:r>
-        <w:rPr>
-          <w:bCs/>
-          <w:b/>
-        </w:rPr>
-        <w:t xml:space="preserve">Services</w:t>
-      </w:r>
-      <w:r>
-        <w:t xml:space="preserve">: GDPR, HIPAA, SOC 2, IAM, dedicated environments</w:t>
-      </w:r>
-    </w:p>
-    <w:p>
-      <w:pPr>
-        <w:numPr>
-          <w:ilvl w:val="0"/>
-          <w:numId w:val="1012"/>
-        </w:numPr>
-        <w:pStyle w:val="Compact"/>
-      </w:pPr>
-      <w:r>
-        <w:rPr>
-          <w:bCs/>
-          <w:b/>
-        </w:rPr>
-        <w:t xml:space="preserve">Engagement</w:t>
-      </w:r>
-      <w:r>
-        <w:t xml:space="preserve">: Direct contract with KloudStax</w:t>
-      </w:r>
-    </w:p>
-    <w:p>
-      <w:pPr>
-        <w:numPr>
-          <w:ilvl w:val="0"/>
-          <w:numId w:val="1012"/>
-        </w:numPr>
-        <w:pStyle w:val="Compact"/>
-      </w:pPr>
-      <w:r>
-        <w:rPr>
-          <w:bCs/>
-          <w:b/>
-        </w:rPr>
-        <w:t xml:space="preserve">Introduction</w:t>
-      </w:r>
-      <w:r>
-        <w:t xml:space="preserve">: Contact your ProAsiste sales rep for warm introduction</w:t>
-      </w:r>
-    </w:p>
-    <w:bookmarkEnd w:id="47"/>
     <w:sectPr>
       <w:headerReference r:id="rId9" w:type="default"/>
       <w:footerReference r:id="rId10" w:type="default"/>
@@ -2984,6 +2558,12 @@
     <w:abstractNumId w:val="991"/>
   </w:num>
   <w:num w:numId="1006">
+    <w:abstractNumId w:val="991"/>
+  </w:num>
+  <w:num w:numId="1007">
+    <w:abstractNumId w:val="991"/>
+  </w:num>
+  <w:num w:numId="1008">
     <w:abstractNumId w:val="99411"/>
     <w:lvlOverride w:ilvl="0">
       <w:startOverride w:val="1"/>
@@ -3013,16 +2593,7 @@
       <w:startOverride w:val="1"/>
     </w:lvlOverride>
   </w:num>
-  <w:num w:numId="1007">
-    <w:abstractNumId w:val="991"/>
-  </w:num>
-  <w:num w:numId="1008">
-    <w:abstractNumId w:val="991"/>
-  </w:num>
   <w:num w:numId="1009">
-    <w:abstractNumId w:val="991"/>
-  </w:num>
-  <w:num w:numId="1010">
     <w:abstractNumId w:val="99411"/>
     <w:lvlOverride w:ilvl="0">
       <w:startOverride w:val="1"/>
@@ -3051,39 +2622,6 @@
     <w:lvlOverride w:ilvl="8">
       <w:startOverride w:val="1"/>
     </w:lvlOverride>
-  </w:num>
-  <w:num w:numId="1011">
-    <w:abstractNumId w:val="99411"/>
-    <w:lvlOverride w:ilvl="0">
-      <w:startOverride w:val="1"/>
-    </w:lvlOverride>
-    <w:lvlOverride w:ilvl="1">
-      <w:startOverride w:val="1"/>
-    </w:lvlOverride>
-    <w:lvlOverride w:ilvl="2">
-      <w:startOverride w:val="1"/>
-    </w:lvlOverride>
-    <w:lvlOverride w:ilvl="3">
-      <w:startOverride w:val="1"/>
-    </w:lvlOverride>
-    <w:lvlOverride w:ilvl="4">
-      <w:startOverride w:val="1"/>
-    </w:lvlOverride>
-    <w:lvlOverride w:ilvl="5">
-      <w:startOverride w:val="1"/>
-    </w:lvlOverride>
-    <w:lvlOverride w:ilvl="6">
-      <w:startOverride w:val="1"/>
-    </w:lvlOverride>
-    <w:lvlOverride w:ilvl="7">
-      <w:startOverride w:val="1"/>
-    </w:lvlOverride>
-    <w:lvlOverride w:ilvl="8">
-      <w:startOverride w:val="1"/>
-    </w:lvlOverride>
-  </w:num>
-  <w:num w:numId="1012">
-    <w:abstractNumId w:val="991"/>
   </w:num>
 </w:numbering>
 </file>
